--- a/docs/一棵树的秘密-脚本与创意说明.docx
+++ b/docs/一棵树的秘密-脚本与创意说明.docx
@@ -34,7 +34,7 @@
           <w:i w:val="0"/>
           <w:sz w:val="21"/>
         </w:rPr>
-        <w:t>版本日期：2026-10-07　｜　全片时长：4:00（240 秒）　｜　36 个镜头、11 个段落　｜　1920×1080 · 30fps · 中英双语字幕</w:t>
+        <w:t>版本日期：2026-10-07　｜　全片时长：4:01.5（241.5 秒）　｜　36 个镜头、11 个段落　｜　1920×1080 · 30fps · 中英双语字幕</w:t>
       </w:r>
     </w:p>
     <w:p>
@@ -206,7 +206,7 @@
                 <w:i w:val="0"/>
                 <w:sz w:val="18"/>
               </w:rPr>
-              <w:t>4:00（240 秒），1920×1080，30 帧/秒，中英双语字幕</w:t>
+              <w:t>4:01.5（241.5 秒），1920×1080，30 帧/秒，中英双语字幕</w:t>
             </w:r>
           </w:p>
         </w:tc>
@@ -597,7 +597,7 @@
           <w:i w:val="0"/>
           <w:sz w:val="21"/>
         </w:rPr>
-        <w:t>全片 4:00 分成 11 个段落。前 1 分半（0:00–1:30）建立“木”与“人”的世界，落在亲手设计的商标上；中段（1:30–2:50）是全片的戏剧高潮——断粮、一纸传真、雨林相遇、建厂与轮伐；后段（2:50–4:00）讲扩张与传承，用“信”收束。</w:t>
+        <w:t>全片 4:01.5 分成 11 个段落。前 1:31.5 建立“木”与“人”的世界，落在亲手设计的商标上；中段（1:31.5–2:51.5）是全片的戏剧高潮——断粮、一纸传真、雨林相遇、建厂与轮伐；后段（2:51.5–4:01.5）讲扩张与传承，用“信”收束。</w:t>
       </w:r>
     </w:p>
     <w:p>
@@ -2682,7 +2682,7 @@
           <w:color w:val="2A241E"/>
           <w:sz w:val="27"/>
         </w:rPr>
-        <w:t>第三幕 · 人的起点　0:55–1:30（35 秒）</w:t>
+        <w:t>第三幕 · 人的起点　0:55–1:31.5（36.5 秒）</w:t>
       </w:r>
     </w:p>
     <w:p>
@@ -3159,7 +3159,7 @@
                 <w:i w:val="0"/>
                 <w:sz w:val="18"/>
               </w:rPr>
-              <w:t>9s</w:t>
+              <w:t>10.5s</w:t>
             </w:r>
           </w:p>
         </w:tc>
@@ -3210,7 +3210,7 @@
                 <w:i w:val="0"/>
                 <w:sz w:val="18"/>
               </w:rPr>
-              <w:t>1988 年毕业后，他考进温州市渔业船舶检验局，成了一名验船师。</w:t>
+              <w:t>1988 年毕业后，他分配进中华人民共和国船舶检验局温州渔船检验处，成了一名验船师。</w:t>
             </w:r>
           </w:p>
           <w:p>
@@ -3222,7 +3222,7 @@
                 <w:color w:val="6B5C4A"/>
                 <w:sz w:val="17"/>
               </w:rPr>
-              <w:t>In 1988, after graduating, he passed the exam to become a ship inspector in Wenzhou.</w:t>
+              <w:t>In 1988, after graduating, he was assigned to the PRC Ship Inspection Bureau's Wenzhou Fishing Vessel Inspection Office as a ship inspector.</w:t>
             </w:r>
           </w:p>
           <w:p>
@@ -3304,7 +3304,7 @@
                 <w:i w:val="0"/>
                 <w:sz w:val="18"/>
               </w:rPr>
-              <w:t>1:15</w:t>
+              <w:t>1:16.5</w:t>
             </w:r>
           </w:p>
         </w:tc>
@@ -3420,7 +3420,7 @@
                 <w:i w:val="0"/>
                 <w:sz w:val="18"/>
               </w:rPr>
-              <w:t>1:22</w:t>
+              <w:t>1:23.5</w:t>
             </w:r>
           </w:p>
         </w:tc>
@@ -3543,7 +3543,7 @@
           <w:color w:val="2A241E"/>
           <w:sz w:val="27"/>
         </w:rPr>
-        <w:t>第四幕 · 断粮　1:30–1:48（18 秒）</w:t>
+        <w:t>第四幕 · 断粮　1:31.5–1:49.5（18 秒）</w:t>
       </w:r>
     </w:p>
     <w:p>
@@ -3748,7 +3748,7 @@
                 <w:i w:val="0"/>
                 <w:sz w:val="18"/>
               </w:rPr>
-              <w:t>1:30</w:t>
+              <w:t>1:31.5</w:t>
             </w:r>
           </w:p>
         </w:tc>
@@ -3887,7 +3887,7 @@
                 <w:i w:val="0"/>
                 <w:sz w:val="18"/>
               </w:rPr>
-              <w:t>1:36</w:t>
+              <w:t>1:37.5</w:t>
             </w:r>
           </w:p>
         </w:tc>
@@ -4003,7 +4003,7 @@
                 <w:i w:val="0"/>
                 <w:sz w:val="18"/>
               </w:rPr>
-              <w:t>1:42</w:t>
+              <w:t>1:43.5</w:t>
             </w:r>
           </w:p>
         </w:tc>
@@ -4103,7 +4103,7 @@
           <w:color w:val="2A241E"/>
           <w:sz w:val="27"/>
         </w:rPr>
-        <w:t>第五幕 · 一纸传真　1:48–2:07（19 秒）</w:t>
+        <w:t>第五幕 · 一纸传真　1:49.5–2:08.5（19 秒）</w:t>
       </w:r>
     </w:p>
     <w:p>
@@ -4308,7 +4308,7 @@
                 <w:i w:val="0"/>
                 <w:sz w:val="18"/>
               </w:rPr>
-              <w:t>1:48</w:t>
+              <w:t>1:49.5</w:t>
             </w:r>
           </w:p>
         </w:tc>
@@ -4424,7 +4424,7 @@
                 <w:i w:val="0"/>
                 <w:sz w:val="18"/>
               </w:rPr>
-              <w:t>1:54</w:t>
+              <w:t>1:55.5</w:t>
             </w:r>
           </w:p>
         </w:tc>
@@ -4563,7 +4563,7 @@
                 <w:i w:val="0"/>
                 <w:sz w:val="18"/>
               </w:rPr>
-              <w:t>2:01</w:t>
+              <w:t>2:02.5</w:t>
             </w:r>
           </w:p>
         </w:tc>
@@ -4686,7 +4686,7 @@
           <w:color w:val="2A241E"/>
           <w:sz w:val="27"/>
         </w:rPr>
-        <w:t>第六幕 · 雨林里的树　2:07–2:20（13 秒）</w:t>
+        <w:t>第六幕 · 雨林里的树　2:08.5–2:21.5（13 秒）</w:t>
       </w:r>
     </w:p>
     <w:p>
@@ -4891,7 +4891,7 @@
                 <w:i w:val="0"/>
                 <w:sz w:val="18"/>
               </w:rPr>
-              <w:t>2:07</w:t>
+              <w:t>2:08.5</w:t>
             </w:r>
           </w:p>
         </w:tc>
@@ -5030,7 +5030,7 @@
                 <w:i w:val="0"/>
                 <w:sz w:val="18"/>
               </w:rPr>
-              <w:t>2:14</w:t>
+              <w:t>2:15.5</w:t>
             </w:r>
           </w:p>
         </w:tc>
@@ -5130,7 +5130,7 @@
           <w:color w:val="2A241E"/>
           <w:sz w:val="27"/>
         </w:rPr>
-        <w:t>第七幕 · 相遇　2:20–2:50（30 秒）</w:t>
+        <w:t>第七幕 · 相遇　2:21.5–2:51.5（30 秒）</w:t>
       </w:r>
     </w:p>
     <w:p>
@@ -5335,7 +5335,7 @@
                 <w:i w:val="0"/>
                 <w:sz w:val="18"/>
               </w:rPr>
-              <w:t>2:20</w:t>
+              <w:t>2:21.5</w:t>
             </w:r>
           </w:p>
         </w:tc>
@@ -5451,7 +5451,7 @@
                 <w:i w:val="0"/>
                 <w:sz w:val="18"/>
               </w:rPr>
-              <w:t>2:28</w:t>
+              <w:t>2:29.5</w:t>
             </w:r>
           </w:p>
         </w:tc>
@@ -5567,7 +5567,7 @@
                 <w:i w:val="0"/>
                 <w:sz w:val="18"/>
               </w:rPr>
-              <w:t>2:33</w:t>
+              <w:t>2:34.5</w:t>
             </w:r>
           </w:p>
         </w:tc>
@@ -5706,7 +5706,7 @@
                 <w:i w:val="0"/>
                 <w:sz w:val="18"/>
               </w:rPr>
-              <w:t>2:41</w:t>
+              <w:t>2:42.5</w:t>
             </w:r>
           </w:p>
         </w:tc>
@@ -5829,7 +5829,7 @@
           <w:color w:val="2A241E"/>
           <w:sz w:val="27"/>
         </w:rPr>
-        <w:t>第八幕 · 走出去　2:50–3:11（21 秒）</w:t>
+        <w:t>第八幕 · 走出去　2:51.5–3:12.5（21 秒）</w:t>
       </w:r>
     </w:p>
     <w:p>
@@ -6034,7 +6034,7 @@
                 <w:i w:val="0"/>
                 <w:sz w:val="18"/>
               </w:rPr>
-              <w:t>2:50</w:t>
+              <w:t>2:51.5</w:t>
             </w:r>
           </w:p>
         </w:tc>
@@ -6150,7 +6150,7 @@
                 <w:i w:val="0"/>
                 <w:sz w:val="18"/>
               </w:rPr>
-              <w:t>2:55</w:t>
+              <w:t>2:56.5</w:t>
             </w:r>
           </w:p>
         </w:tc>
@@ -6289,7 +6289,7 @@
                 <w:i w:val="0"/>
                 <w:sz w:val="18"/>
               </w:rPr>
-              <w:t>3:03</w:t>
+              <w:t>3:04.5</w:t>
             </w:r>
           </w:p>
         </w:tc>
@@ -6412,7 +6412,7 @@
           <w:color w:val="2A241E"/>
           <w:sz w:val="27"/>
         </w:rPr>
-        <w:t>第九幕 · 传承　3:11–3:35（24 秒）</w:t>
+        <w:t>第九幕 · 传承　3:12.5–3:36.5（24 秒）</w:t>
       </w:r>
     </w:p>
     <w:p>
@@ -6617,7 +6617,7 @@
                 <w:i w:val="0"/>
                 <w:sz w:val="18"/>
               </w:rPr>
-              <w:t>3:11</w:t>
+              <w:t>3:12.5</w:t>
             </w:r>
           </w:p>
         </w:tc>
@@ -6733,7 +6733,7 @@
                 <w:i w:val="0"/>
                 <w:sz w:val="18"/>
               </w:rPr>
-              <w:t>3:18</w:t>
+              <w:t>3:19.5</w:t>
             </w:r>
           </w:p>
         </w:tc>
@@ -6872,7 +6872,7 @@
                 <w:i w:val="0"/>
                 <w:sz w:val="18"/>
               </w:rPr>
-              <w:t>3:26</w:t>
+              <w:t>3:27.5</w:t>
             </w:r>
           </w:p>
         </w:tc>
@@ -6995,7 +6995,7 @@
           <w:color w:val="2A241E"/>
           <w:sz w:val="27"/>
         </w:rPr>
-        <w:t>尾声　3:35–4:00（25 秒）</w:t>
+        <w:t>尾声　3:36.5–4:01.5（25 秒）</w:t>
       </w:r>
     </w:p>
     <w:p>
@@ -7200,7 +7200,7 @@
                 <w:i w:val="0"/>
                 <w:sz w:val="18"/>
               </w:rPr>
-              <w:t>3:35</w:t>
+              <w:t>3:36.5</w:t>
             </w:r>
           </w:p>
         </w:tc>
@@ -7316,7 +7316,7 @@
                 <w:i w:val="0"/>
                 <w:sz w:val="18"/>
               </w:rPr>
-              <w:t>3:42</w:t>
+              <w:t>3:43.5</w:t>
             </w:r>
           </w:p>
         </w:tc>
@@ -7432,7 +7432,7 @@
                 <w:i w:val="0"/>
                 <w:sz w:val="18"/>
               </w:rPr>
-              <w:t>3:52</w:t>
+              <w:t>3:53.5</w:t>
             </w:r>
           </w:p>
         </w:tc>
@@ -8029,7 +8029,7 @@
           <w:i w:val="0"/>
           <w:sz w:val="21"/>
         </w:rPr>
-        <w:t>1988 年毕业后，他考进温州市渔业船舶检验局，成了一名验船师。</w:t>
+        <w:t>1988 年毕业后，他分配进中华人民共和国船舶检验局温州渔船检验处，成了一名验船师。</w:t>
       </w:r>
     </w:p>
     <w:p>
@@ -8041,7 +8041,7 @@
           <w:color w:val="6B5C4A"/>
           <w:sz w:val="18"/>
         </w:rPr>
-        <w:t>In 1988, after graduating, he passed the exam to become a ship inspector in Wenzhou.</w:t>
+        <w:t>In 1988, after graduating, he was assigned to the PRC Ship Inspection Bureau's Wenzhou Fishing Vessel Inspection Office as a ship inspector.</w:t>
       </w:r>
     </w:p>
     <w:p>
@@ -9255,7 +9255,7 @@
                 <w:i w:val="0"/>
                 <w:sz w:val="18"/>
               </w:rPr>
-              <w:t>1966 年出生温州经商世家；大学学船舶设计（标签写 DALIAN UNIV. OF TECHNOLOGY）；1988–1994 任温州市渔业船舶检验局验船师；1994 年辞去公职；1994.4.8 首店 28 ㎡开业</w:t>
+              <w:t>1966 年出生温州经商世家；大学学船舶设计（标签写 DALIAN UNIV. OF TECHNOLOGY）；1988–1994 任中华人民共和国船舶检验局温州渔船检验处验船师（2026-10-07 已按品牌方最新提供修订）；1994 年辞去公职；1994.4.8 首店 28 ㎡开业</w:t>
             </w:r>
           </w:p>
         </w:tc>
@@ -9272,7 +9272,7 @@
                 <w:i w:val="0"/>
                 <w:sz w:val="18"/>
               </w:rPr>
-              <w:t>时间、单位全称、面积</w:t>
+              <w:t>时间、面积；机构中文全称已按最新提供修改，英文译名 PRC Ship Inspection Bureau's Wenzhou Fishing Vessel Inspection Office 为制作方翻译，请确认</w:t>
             </w:r>
           </w:p>
         </w:tc>
@@ -10414,7 +10414,7 @@
           <w:i w:val="0"/>
           <w:sz w:val="21"/>
         </w:rPr>
-        <w:t>合并后的 240 秒完整版尚未整体渲染</w:t>
+        <w:t>合并后的 241.5 秒完整版尚未整体渲染</w:t>
       </w:r>
       <w:r>
         <w:rPr>
@@ -10424,6 +10424,29 @@
           <w:sz w:val="21"/>
         </w:rPr>
         <w:t>。文案和分镜确认后，可以一次性出完整成片。</w:t>
+      </w:r>
+    </w:p>
+    <w:p>
+      <w:pPr>
+        <w:pStyle w:val="ListBullet"/>
+      </w:pPr>
+      <w:r>
+        <w:rPr>
+          <w:rFonts w:ascii="Microsoft YaHei" w:hAnsi="Microsoft YaHei" w:eastAsia="Microsoft YaHei"/>
+          <w:b/>
+          <w:i w:val="0"/>
+          <w:sz w:val="21"/>
+        </w:rPr>
+        <w:t>修订记录（2026-10-07）</w:t>
+      </w:r>
+      <w:r>
+        <w:rPr>
+          <w:rFonts w:ascii="Microsoft YaHei" w:hAnsi="Microsoft YaHei" w:eastAsia="Microsoft YaHei"/>
+          <w:b w:val="0"/>
+          <w:i w:val="0"/>
+          <w:sz w:val="21"/>
+        </w:rPr>
+        <w:t>：第 13 镜（验船师）机构名称改为“中华人民共和国船舶检验局温州渔船检验处”，字幕与证书上的机构名同步修改；因字幕加长，该镜由 9 秒延长到 10.5 秒，全片相应增加 1.5 秒。该镜已单独交付替换片段。</w:t>
       </w:r>
     </w:p>
     <w:p>
